--- a/05_Schleifen/Übungen/04_stringLoops/CharCount/CharCount.docx
+++ b/05_Schleifen/Übungen/04_stringLoops/CharCount/CharCount.docx
@@ -28,6 +28,7 @@
       <w:r>
         <w:t xml:space="preserve">Geschachtelte </w:t>
       </w:r>
+      <w:proofErr w:type="spellStart"/>
       <w:r>
         <w:rPr>
           <w:rFonts w:ascii="Courier New" w:hAnsi="Courier New" w:cs="Courier New"/>
@@ -40,6 +41,7 @@
         </w:rPr>
         <w:t>or</w:t>
       </w:r>
+      <w:proofErr w:type="spellEnd"/>
       <w:r>
         <w:t xml:space="preserve"> </w:t>
       </w:r>
@@ -74,7 +76,15 @@
         <w:spacing w:after="0" w:line="240" w:lineRule="auto"/>
       </w:pPr>
       <w:r>
-        <w:t xml:space="preserve">Schreibe ein Programm „CharCount.cs“ welches vom Benutzer zwei Strings einließt. </w:t>
+        <w:t>Schreibe ein Programm „</w:t>
+      </w:r>
+      <w:proofErr w:type="spellStart"/>
+      <w:r>
+        <w:t>CharCount.cs</w:t>
+      </w:r>
+      <w:proofErr w:type="spellEnd"/>
+      <w:r>
+        <w:t xml:space="preserve">“ welches vom Benutzer zwei Strings einließt. </w:t>
       </w:r>
       <w:r>
         <w:br/>
@@ -111,13 +121,59 @@
         </w:rPr>
         <w:br/>
       </w:r>
+      <w:proofErr w:type="spellStart"/>
       <w:r>
         <w:rPr>
           <w:rFonts w:ascii="Courier New" w:hAnsi="Courier New" w:cs="Courier New"/>
           <w:sz w:val="16"/>
           <w:szCs w:val="16"/>
         </w:rPr>
-        <w:t xml:space="preserve">Please enter a string: </w:t>
+        <w:t>Please</w:t>
+      </w:r>
+      <w:proofErr w:type="spellEnd"/>
+      <w:r>
+        <w:rPr>
+          <w:rFonts w:ascii="Courier New" w:hAnsi="Courier New" w:cs="Courier New"/>
+          <w:sz w:val="16"/>
+          <w:szCs w:val="16"/>
+        </w:rPr>
+        <w:t xml:space="preserve"> </w:t>
+      </w:r>
+      <w:proofErr w:type="spellStart"/>
+      <w:r>
+        <w:rPr>
+          <w:rFonts w:ascii="Courier New" w:hAnsi="Courier New" w:cs="Courier New"/>
+          <w:sz w:val="16"/>
+          <w:szCs w:val="16"/>
+        </w:rPr>
+        <w:t>enter</w:t>
+      </w:r>
+      <w:proofErr w:type="spellEnd"/>
+      <w:r>
+        <w:rPr>
+          <w:rFonts w:ascii="Courier New" w:hAnsi="Courier New" w:cs="Courier New"/>
+          <w:sz w:val="16"/>
+          <w:szCs w:val="16"/>
+        </w:rPr>
+        <w:t xml:space="preserve"> a </w:t>
+      </w:r>
+      <w:proofErr w:type="spellStart"/>
+      <w:r>
+        <w:rPr>
+          <w:rFonts w:ascii="Courier New" w:hAnsi="Courier New" w:cs="Courier New"/>
+          <w:sz w:val="16"/>
+          <w:szCs w:val="16"/>
+        </w:rPr>
+        <w:t>string</w:t>
+      </w:r>
+      <w:proofErr w:type="spellEnd"/>
+      <w:r>
+        <w:rPr>
+          <w:rFonts w:ascii="Courier New" w:hAnsi="Courier New" w:cs="Courier New"/>
+          <w:sz w:val="16"/>
+          <w:szCs w:val="16"/>
+        </w:rPr>
+        <w:t xml:space="preserve">: </w:t>
       </w:r>
       <w:r>
         <w:rPr>
@@ -139,14 +195,61 @@
           <w:szCs w:val="16"/>
         </w:rPr>
       </w:pPr>
+      <w:proofErr w:type="spellStart"/>
       <w:r>
         <w:rPr>
           <w:rFonts w:ascii="Courier New" w:hAnsi="Courier New" w:cs="Courier New"/>
           <w:sz w:val="16"/>
           <w:szCs w:val="16"/>
         </w:rPr>
-        <w:t xml:space="preserve">Please enter search-characters: </w:t>
-      </w:r>
+        <w:t>Please</w:t>
+      </w:r>
+      <w:proofErr w:type="spellEnd"/>
+      <w:r>
+        <w:rPr>
+          <w:rFonts w:ascii="Courier New" w:hAnsi="Courier New" w:cs="Courier New"/>
+          <w:sz w:val="16"/>
+          <w:szCs w:val="16"/>
+        </w:rPr>
+        <w:t xml:space="preserve"> </w:t>
+      </w:r>
+      <w:proofErr w:type="spellStart"/>
+      <w:r>
+        <w:rPr>
+          <w:rFonts w:ascii="Courier New" w:hAnsi="Courier New" w:cs="Courier New"/>
+          <w:sz w:val="16"/>
+          <w:szCs w:val="16"/>
+        </w:rPr>
+        <w:t>enter</w:t>
+      </w:r>
+      <w:proofErr w:type="spellEnd"/>
+      <w:r>
+        <w:rPr>
+          <w:rFonts w:ascii="Courier New" w:hAnsi="Courier New" w:cs="Courier New"/>
+          <w:sz w:val="16"/>
+          <w:szCs w:val="16"/>
+        </w:rPr>
+        <w:t xml:space="preserve"> </w:t>
+      </w:r>
+      <w:proofErr w:type="spellStart"/>
+      <w:r>
+        <w:rPr>
+          <w:rFonts w:ascii="Courier New" w:hAnsi="Courier New" w:cs="Courier New"/>
+          <w:sz w:val="16"/>
+          <w:szCs w:val="16"/>
+        </w:rPr>
+        <w:t>search-characters</w:t>
+      </w:r>
+      <w:proofErr w:type="spellEnd"/>
+      <w:r>
+        <w:rPr>
+          <w:rFonts w:ascii="Courier New" w:hAnsi="Courier New" w:cs="Courier New"/>
+          <w:sz w:val="16"/>
+          <w:szCs w:val="16"/>
+        </w:rPr>
+        <w:t xml:space="preserve">: </w:t>
+      </w:r>
+      <w:proofErr w:type="spellStart"/>
       <w:r>
         <w:rPr>
           <w:rFonts w:ascii="Courier New" w:hAnsi="Courier New" w:cs="Courier New"/>
@@ -167,6 +270,7 @@
         </w:rPr>
         <w:t>x</w:t>
       </w:r>
+      <w:proofErr w:type="spellEnd"/>
     </w:p>
     <w:p>
       <w:pPr>
@@ -183,7 +287,25 @@
           <w:sz w:val="16"/>
           <w:szCs w:val="16"/>
         </w:rPr>
-        <w:t>'a' : 1</w:t>
+        <w:t>'a</w:t>
+      </w:r>
+      <w:proofErr w:type="gramStart"/>
+      <w:r>
+        <w:rPr>
+          <w:rFonts w:ascii="Courier New" w:hAnsi="Courier New" w:cs="Courier New"/>
+          <w:sz w:val="16"/>
+          <w:szCs w:val="16"/>
+        </w:rPr>
+        <w:t>' :</w:t>
+      </w:r>
+      <w:proofErr w:type="gramEnd"/>
+      <w:r>
+        <w:rPr>
+          <w:rFonts w:ascii="Courier New" w:hAnsi="Courier New" w:cs="Courier New"/>
+          <w:sz w:val="16"/>
+          <w:szCs w:val="16"/>
+        </w:rPr>
+        <w:t xml:space="preserve"> 1</w:t>
       </w:r>
     </w:p>
     <w:p>
@@ -201,7 +323,25 @@
           <w:sz w:val="16"/>
           <w:szCs w:val="16"/>
         </w:rPr>
-        <w:t>'l' : 3</w:t>
+        <w:t>'l</w:t>
+      </w:r>
+      <w:proofErr w:type="gramStart"/>
+      <w:r>
+        <w:rPr>
+          <w:rFonts w:ascii="Courier New" w:hAnsi="Courier New" w:cs="Courier New"/>
+          <w:sz w:val="16"/>
+          <w:szCs w:val="16"/>
+        </w:rPr>
+        <w:t>' :</w:t>
+      </w:r>
+      <w:proofErr w:type="gramEnd"/>
+      <w:r>
+        <w:rPr>
+          <w:rFonts w:ascii="Courier New" w:hAnsi="Courier New" w:cs="Courier New"/>
+          <w:sz w:val="16"/>
+          <w:szCs w:val="16"/>
+        </w:rPr>
+        <w:t xml:space="preserve"> 3</w:t>
       </w:r>
       <w:r>
         <w:rPr>
@@ -235,7 +375,7 @@
         <w:pStyle w:val="berschrift2"/>
       </w:pPr>
       <w:r>
-        <w:t>Aufgabenstellung</w:t>
+        <w:t>Zusatzaufgaben</w:t>
       </w:r>
     </w:p>
     <w:p>
@@ -255,16 +395,44 @@
           <w:sz w:val="20"/>
           <w:szCs w:val="20"/>
         </w:rPr>
-        <w:t xml:space="preserve">‘x‘ : </w:t>
-      </w:r>
+        <w:t>‘x</w:t>
+      </w:r>
+      <w:proofErr w:type="gramStart"/>
       <w:r>
         <w:rPr>
           <w:rFonts w:ascii="Courier New" w:hAnsi="Courier New" w:cs="Courier New"/>
           <w:sz w:val="20"/>
           <w:szCs w:val="20"/>
         </w:rPr>
-        <w:t>not found</w:t>
-      </w:r>
+        <w:t>‘ :</w:t>
+      </w:r>
+      <w:proofErr w:type="gramEnd"/>
+      <w:r>
+        <w:rPr>
+          <w:rFonts w:ascii="Courier New" w:hAnsi="Courier New" w:cs="Courier New"/>
+          <w:sz w:val="20"/>
+          <w:szCs w:val="20"/>
+        </w:rPr>
+        <w:t xml:space="preserve"> </w:t>
+      </w:r>
+      <w:r>
+        <w:rPr>
+          <w:rFonts w:ascii="Courier New" w:hAnsi="Courier New" w:cs="Courier New"/>
+          <w:sz w:val="20"/>
+          <w:szCs w:val="20"/>
+        </w:rPr>
+        <w:t xml:space="preserve">not </w:t>
+      </w:r>
+      <w:proofErr w:type="spellStart"/>
+      <w:r>
+        <w:rPr>
+          <w:rFonts w:ascii="Courier New" w:hAnsi="Courier New" w:cs="Courier New"/>
+          <w:sz w:val="20"/>
+          <w:szCs w:val="20"/>
+        </w:rPr>
+        <w:t>found</w:t>
+      </w:r>
+      <w:proofErr w:type="spellEnd"/>
       <w:r>
         <w:t xml:space="preserve"> ausgegeben</w:t>
       </w:r>
@@ -281,7 +449,23 @@
         </w:numPr>
       </w:pPr>
       <w:r>
-        <w:t>Konnte kein einziges Zeichen des zweiten Strings im ersten String gefunden werden meldet das Programm „nothing found“.</w:t>
+        <w:t>Konnte kein einziges Zeichen des zweiten Strings im ersten String gefunden werden meldet das Programm „</w:t>
+      </w:r>
+      <w:proofErr w:type="spellStart"/>
+      <w:r>
+        <w:t>nothing</w:t>
+      </w:r>
+      <w:proofErr w:type="spellEnd"/>
+      <w:r>
+        <w:t xml:space="preserve"> </w:t>
+      </w:r>
+      <w:proofErr w:type="spellStart"/>
+      <w:r>
+        <w:t>found</w:t>
+      </w:r>
+      <w:proofErr w:type="spellEnd"/>
+      <w:r>
+        <w:t>“.</w:t>
       </w:r>
     </w:p>
     <w:sectPr>
